--- a/docs/Clauses and assembled documents/clauses/cmplx/req/NL-0123.docx
+++ b/docs/Clauses and assembled documents/clauses/cmplx/req/NL-0123.docx
@@ -40,35 +40,7 @@
           <w:szCs w:val="22"/>
           <w14:ligatures w14:val="none"/>
         </w:rPr>
-        <w:t>SECTION {</w:t>
-      </w:r>
-      <w:proofErr w:type="spellStart"/>
-      <w:r>
-        <w:rPr>
-          <w:rFonts w:ascii="Arial" w:eastAsia="Times New Roman" w:hAnsi="Arial" w:cs="Arial"/>
-          <w:b/>
-          <w:bCs/>
-          <w:color w:val="000000"/>
-          <w:kern w:val="0"/>
-          <w:sz w:val="22"/>
-          <w:szCs w:val="22"/>
-          <w14:ligatures w14:val="none"/>
-        </w:rPr>
-        <w:t>SecNo</w:t>
-      </w:r>
-      <w:proofErr w:type="spellEnd"/>
-      <w:r>
-        <w:rPr>
-          <w:rFonts w:ascii="Arial" w:eastAsia="Times New Roman" w:hAnsi="Arial" w:cs="Arial"/>
-          <w:b/>
-          <w:bCs/>
-          <w:color w:val="000000"/>
-          <w:kern w:val="0"/>
-          <w:sz w:val="22"/>
-          <w:szCs w:val="22"/>
-          <w14:ligatures w14:val="none"/>
-        </w:rPr>
-        <w:t>} — ESTIMATED QUANTITIES</w:t>
+        <w:t>SECTION {SecNo} — ESTIMATED QUANTITIES</w:t>
       </w:r>
     </w:p>
     <w:p>
@@ -93,17 +65,6 @@
           <w14:ligatures w14:val="none"/>
         </w:rPr>
       </w:pPr>
-      <w:r>
-        <w:rPr>
-          <w:rFonts w:ascii="Arial" w:eastAsia="Times New Roman" w:hAnsi="Arial" w:cs="Arial"/>
-          <w:color w:val="000000"/>
-          <w:kern w:val="0"/>
-          <w:sz w:val="22"/>
-          <w:szCs w:val="22"/>
-          <w14:ligatures w14:val="none"/>
-        </w:rPr>
-        <w:t>Automotive Batteries (Annual Estimates)</w:t>
-      </w:r>
     </w:p>
     <w:p>
       <w:pPr>
@@ -117,149 +78,15 @@
       <w:r>
         <w:rPr>
           <w:rFonts w:ascii="Arial" w:eastAsia="Times New Roman" w:hAnsi="Arial" w:cs="Arial"/>
+          <w:b/>
+          <w:bCs/>
           <w:color w:val="000000"/>
           <w:kern w:val="0"/>
           <w:sz w:val="22"/>
           <w:szCs w:val="22"/>
           <w14:ligatures w14:val="none"/>
         </w:rPr>
-        <w:t>• Group 24F: 400 units</w:t>
-      </w:r>
-    </w:p>
-    <w:p>
-      <w:pPr>
-        <w:spacing w:after="0" w:line="240" w:lineRule="auto"/>
-        <w:rPr>
-          <w:rFonts w:ascii="Times New Roman" w:eastAsia="Times New Roman" w:hAnsi="Times New Roman" w:cs="Times New Roman"/>
-          <w:kern w:val="0"/>
-          <w14:ligatures w14:val="none"/>
-        </w:rPr>
-      </w:pPr>
-      <w:r>
-        <w:rPr>
-          <w:rFonts w:ascii="Arial" w:eastAsia="Times New Roman" w:hAnsi="Arial" w:cs="Arial"/>
-          <w:color w:val="000000"/>
-          <w:kern w:val="0"/>
-          <w:sz w:val="22"/>
-          <w:szCs w:val="22"/>
-          <w14:ligatures w14:val="none"/>
-        </w:rPr>
-        <w:t>• Group 35: 300 units</w:t>
-      </w:r>
-    </w:p>
-    <w:p>
-      <w:pPr>
-        <w:spacing w:after="0" w:line="240" w:lineRule="auto"/>
-        <w:rPr>
-          <w:rFonts w:ascii="Times New Roman" w:eastAsia="Times New Roman" w:hAnsi="Times New Roman" w:cs="Times New Roman"/>
-          <w:kern w:val="0"/>
-          <w14:ligatures w14:val="none"/>
-        </w:rPr>
-      </w:pPr>
-      <w:r>
-        <w:rPr>
-          <w:rFonts w:ascii="Arial" w:eastAsia="Times New Roman" w:hAnsi="Arial" w:cs="Arial"/>
-          <w:color w:val="000000"/>
-          <w:kern w:val="0"/>
-          <w:sz w:val="22"/>
-          <w:szCs w:val="22"/>
-          <w14:ligatures w14:val="none"/>
-        </w:rPr>
-        <w:t>• Group 48: 250 units</w:t>
-      </w:r>
-    </w:p>
-    <w:p>
-      <w:pPr>
-        <w:spacing w:after="0" w:line="240" w:lineRule="auto"/>
-        <w:rPr>
-          <w:rFonts w:ascii="Times New Roman" w:eastAsia="Times New Roman" w:hAnsi="Times New Roman" w:cs="Times New Roman"/>
-          <w:kern w:val="0"/>
-          <w14:ligatures w14:val="none"/>
-        </w:rPr>
-      </w:pPr>
-      <w:r>
-        <w:rPr>
-          <w:rFonts w:ascii="Arial" w:eastAsia="Times New Roman" w:hAnsi="Arial" w:cs="Arial"/>
-          <w:color w:val="000000"/>
-          <w:kern w:val="0"/>
-          <w:sz w:val="22"/>
-          <w:szCs w:val="22"/>
-          <w14:ligatures w14:val="none"/>
-        </w:rPr>
-        <w:t>• Group 65: 250 units</w:t>
-      </w:r>
-    </w:p>
-    <w:p>
-      <w:pPr>
-        <w:spacing w:after="0" w:line="240" w:lineRule="auto"/>
-        <w:rPr>
-          <w:rFonts w:ascii="Times New Roman" w:eastAsia="Times New Roman" w:hAnsi="Times New Roman" w:cs="Times New Roman"/>
-          <w:kern w:val="0"/>
-          <w14:ligatures w14:val="none"/>
-        </w:rPr>
-      </w:pPr>
-    </w:p>
-    <w:p>
-      <w:pPr>
-        <w:spacing w:after="0" w:line="240" w:lineRule="auto"/>
-        <w:rPr>
-          <w:rFonts w:ascii="Times New Roman" w:eastAsia="Times New Roman" w:hAnsi="Times New Roman" w:cs="Times New Roman"/>
-          <w:kern w:val="0"/>
-          <w14:ligatures w14:val="none"/>
-        </w:rPr>
-      </w:pPr>
-      <w:r>
-        <w:rPr>
-          <w:rFonts w:ascii="Arial" w:eastAsia="Times New Roman" w:hAnsi="Arial" w:cs="Arial"/>
-          <w:color w:val="000000"/>
-          <w:kern w:val="0"/>
-          <w:sz w:val="22"/>
-          <w:szCs w:val="22"/>
-          <w14:ligatures w14:val="none"/>
-        </w:rPr>
-        <w:t>Graphite Pencils (Annual Estimates)</w:t>
-      </w:r>
-    </w:p>
-    <w:p>
-      <w:pPr>
-        <w:spacing w:after="0" w:line="240" w:lineRule="auto"/>
-        <w:rPr>
-          <w:rFonts w:ascii="Times New Roman" w:eastAsia="Times New Roman" w:hAnsi="Times New Roman" w:cs="Times New Roman"/>
-          <w:kern w:val="0"/>
-          <w14:ligatures w14:val="none"/>
-        </w:rPr>
-      </w:pPr>
-      <w:r>
-        <w:rPr>
-          <w:rFonts w:ascii="Arial" w:eastAsia="Times New Roman" w:hAnsi="Arial" w:cs="Arial"/>
-          <w:color w:val="000000"/>
-          <w:kern w:val="0"/>
-          <w:sz w:val="22"/>
-          <w:szCs w:val="22"/>
-          <w14:ligatures w14:val="none"/>
-        </w:rPr>
-        <w:t>• Unsharpened, box of 144: 10,000 boxes</w:t>
-      </w:r>
-    </w:p>
-    <w:p>
-      <w:pPr>
-        <w:spacing w:after="0" w:line="240" w:lineRule="auto"/>
-        <w:rPr>
-          <w:rFonts w:ascii="Times New Roman" w:eastAsia="Times New Roman" w:hAnsi="Times New Roman" w:cs="Times New Roman"/>
-          <w:kern w:val="0"/>
-          <w14:ligatures w14:val="none"/>
-        </w:rPr>
-      </w:pPr>
-      <w:r>
-        <w:rPr>
-          <w:rFonts w:ascii="Arial" w:eastAsia="Times New Roman" w:hAnsi="Arial" w:cs="Arial"/>
-          <w:color w:val="000000"/>
-          <w:kern w:val="0"/>
-          <w:sz w:val="22"/>
-          <w:szCs w:val="22"/>
-          <w14:ligatures w14:val="none"/>
-        </w:rPr>
-        <w:t>• Pre</w:t>
+        <w:t>Note:</w:t>
       </w:r>
       <w:r>
         <w:rPr>
@@ -270,39 +97,7 @@
           <w:szCs w:val="22"/>
           <w14:ligatures w14:val="none"/>
         </w:rPr>
-        <w:noBreakHyphen/>
-        <w:t>sharpened, box of 144: 6,000 boxes</w:t>
-      </w:r>
-    </w:p>
-    <w:p>
-      <w:pPr>
-        <w:spacing w:after="0" w:line="240" w:lineRule="auto"/>
-        <w:rPr>
-          <w:rFonts w:ascii="Times New Roman" w:eastAsia="Times New Roman" w:hAnsi="Times New Roman" w:cs="Times New Roman"/>
-          <w:kern w:val="0"/>
-          <w14:ligatures w14:val="none"/>
-        </w:rPr>
-      </w:pPr>
-    </w:p>
-    <w:p>
-      <w:pPr>
-        <w:spacing w:after="0" w:line="240" w:lineRule="auto"/>
-        <w:rPr>
-          <w:rFonts w:ascii="Times New Roman" w:eastAsia="Times New Roman" w:hAnsi="Times New Roman" w:cs="Times New Roman"/>
-          <w:kern w:val="0"/>
-          <w14:ligatures w14:val="none"/>
-        </w:rPr>
-      </w:pPr>
-      <w:r>
-        <w:rPr>
-          <w:rFonts w:ascii="Arial" w:eastAsia="Times New Roman" w:hAnsi="Arial" w:cs="Arial"/>
-          <w:color w:val="000000"/>
-          <w:kern w:val="0"/>
-          <w:sz w:val="22"/>
-          <w:szCs w:val="22"/>
-          <w14:ligatures w14:val="none"/>
-        </w:rPr>
-        <w:t>Note: Quantities are estimates only and do not represent guaranteed orders.</w:t>
+        <w:t xml:space="preserve"> Quantities are estimates only and do not represent guaranteed orders.</w:t>
       </w:r>
     </w:p>
     <w:p/>
